--- a/deliverables/final_20261022/RDelay_종합기획서_수리모델설명_v0.3.docx
+++ b/deliverables/final_20261022/RDelay_종합기획서_수리모델설명_v0.3.docx
@@ -225,7 +225,7 @@
                 <w:b w:val="0"/>
                 <w:sz w:val="20"/>
               </w:rPr>
-              <w:t>외생변수 머신러닝, 일반 관측 스트리밍, GitHub Pages/Pyodide 전환, 공개 배포·현장 검증</w:t>
+              <w:t>외생변수 학습·관측 확장, Pages/Pyodide·공개배포·현장 검증. 기여도·버퍼 자동설계·연결복원도 미구현</w:t>
             </w:r>
           </w:p>
         </w:tc>
@@ -14456,7 +14456,7 @@
         <w:rPr>
           <w:b w:val="0"/>
         </w:rPr>
-        <w:t>이 파일은 제출 문안과 상세 설계의 1차본이다. 서비스·수리모델 실행·배포·현장 성과는 완료 사실로 기재하지 않았다. 과거 대화의 복원값·마감위험 수치·테스트 통과 기록은 이 단계의 성과로 인용하지 않았다.</w:t>
+        <w:t>이 파일은 현재 구현 코드와 실제 재실행 결과를 반영한 통합 기획서다. 합성 수리모델·로컬 웹/API 실행은 확인했고, 공개 배포·현장 예측력·비용절감은 미검증이다. 과거 대화의 숫자 대신 이번에 다시 계산한 결과만 부록에 제시했다.</w:t>
       </w:r>
     </w:p>
     <w:p>
@@ -14464,7 +14464,7 @@
         <w:rPr>
           <w:b w:val="0"/>
         </w:rPr>
-        <w:t>문서 생성 시 실제 환경·파일 크기·쪽수·OMML 수식·문자 수·공란을 검사하고 모든 페이지를 PNG로 렌더링한다. 자동검사는 육안검수를 대신하지 않는다. 확인된 육안 범위는 artifacts/document_check.md에 별도로 기록한다.</w:t>
+        <w:t>문서 생성 시 실제 환경·파일 크기·쪽수·OMML 수식·문자 수·공란을 검사하고 모든 페이지를 PNG로 렌더링한다. 자동검사는 육안검수를 대신하지 않는다. 확인된 육안 범위는 artifacts/final_delivery/document_check.md에 별도로 기록한다.</w:t>
       </w:r>
     </w:p>
     <w:p>
@@ -14617,7 +14617,7 @@
           <w:b w:val="0"/>
           <w:sz w:val="18"/>
         </w:rPr>
-        <w:t>외부 원문 확인 기준일 2026-10-21. 전체 주장·적용 범위는 docs/source_audit.md. 모델의 새로운 관측·준비·처리식과 API·검증 기준은 설계 제안/수학적 관계이며 외부 실증 결과가 아니다. 최신 대회 홈페이지 접근 실패를 확인 성공으로 기록하지 않았다.</w:t>
+        <w:t>외부 원문 재확인 기준일 2026-10-22. 전체 주장·적용 범위는 docs/source_audit.md. 모델의 새로운 관측·준비·처리식과 API·검증 기준은 설계 제안/수학적 관계이며 외부 실증 결과가 아니다. 최신 대회 홈페이지 접근 실패를 확인 성공으로 기록하지 않았다.</w:t>
       </w:r>
     </w:p>
     <w:p>
